--- a/mustaqil/amaliy konikmalar.docx
+++ b/mustaqil/amaliy konikmalar.docx
@@ -308,7 +308,17 @@
           <w:sz w:val="56"/>
           <w:szCs w:val="56"/>
         </w:rPr>
-        <w:t>MUSTAQIL ISHI</w:t>
+        <w:t>KURS</w:t>
+      </w:r>
+      <w:r>
+        <w:rPr>
+          <w:rFonts w:ascii="Times New Roman" w:hAnsi="Times New Roman"/>
+          <w:b/>
+          <w:bCs/>
+          <w:sz w:val="56"/>
+          <w:szCs w:val="56"/>
+        </w:rPr>
+        <w:t xml:space="preserve"> ISHI</w:t>
       </w:r>
     </w:p>
     <w:p>
@@ -675,29 +685,6 @@
         </w:rPr>
         <w:t>4. NumPy kutubxonasi</w:t>
       </w:r>
-    </w:p>
-    <w:p>
-      <w:pPr>
-        <w:rPr>
-          <w:rFonts w:ascii="Times New Roman" w:eastAsia="Times New Roman" w:hAnsi="Times New Roman" w:cs="Times New Roman"/>
-          <w:szCs w:val="28"/>
-        </w:rPr>
-      </w:pPr>
-      <w:r>
-        <w:rPr>
-          <w:rFonts w:ascii="Times New Roman" w:eastAsia="Times New Roman" w:hAnsi="Times New Roman" w:cs="Times New Roman"/>
-          <w:szCs w:val="28"/>
-        </w:rPr>
-        <w:t>5. Satrlar orqali yuqori o’lchamdagi sonlar ustida arifmetik amallar</w:t>
-      </w:r>
-    </w:p>
-    <w:p>
-      <w:pPr>
-        <w:rPr>
-          <w:rFonts w:ascii="Times New Roman" w:eastAsia="Times New Roman" w:hAnsi="Times New Roman" w:cs="Times New Roman"/>
-          <w:szCs w:val="28"/>
-        </w:rPr>
-      </w:pPr>
       <w:r>
         <w:rPr>
           <w:rFonts w:ascii="Times New Roman" w:eastAsia="Times New Roman" w:hAnsi="Times New Roman" w:cs="Times New Roman"/>
